--- a/docs/papers/A Residual-Driven Constraint-Programming Decompressor for CRSCE.docx
+++ b/docs/papers/A Residual-Driven Constraint-Programming Decompressor for CRSCE.docx
@@ -268,14 +268,7 @@
             <w:rFonts w:ascii="Cambria Math" w:hAnsi="Cambria Math"/>
             <w:lang w:eastAsia="en-US"/>
           </w:rPr>
-          <m:t>DSM</m:t>
-        </m:r>
-        <m:r>
-          <w:rPr>
-            <w:rFonts w:ascii="Cambria Math" w:hAnsi="Cambria Math"/>
-            <w:lang w:eastAsia="en-US"/>
-          </w:rPr>
-          <m:t xml:space="preserve"> </m:t>
+          <m:t xml:space="preserve">DSM </m:t>
         </m:r>
       </m:oMath>
       <w:r>
@@ -317,14 +310,7 @@
             <w:rFonts w:ascii="Cambria Math" w:hAnsi="Cambria Math"/>
             <w:lang w:eastAsia="en-US"/>
           </w:rPr>
-          <m:t>C</m:t>
-        </m:r>
-        <m:r>
-          <w:rPr>
-            <w:rFonts w:ascii="Cambria Math" w:hAnsi="Cambria Math"/>
-            <w:lang w:eastAsia="en-US"/>
-          </w:rPr>
-          <m:t>SM</m:t>
+          <m:t>CSM</m:t>
         </m:r>
       </m:oMath>
       <w:r>
@@ -832,6 +818,9 @@
             <m:t>.</m:t>
           </m:r>
           <m:r>
+            <m:rPr>
+              <m:sty m:val="p"/>
+            </m:rPr>
             <w:rPr>
               <w:rFonts w:ascii="Cambria Math" w:hAnsi="Cambria Math"/>
             </w:rPr>
@@ -1157,7 +1146,6 @@
           <m:r>
             <w:rPr>
               <w:rFonts w:ascii="Cambria Math" w:hAnsi="Cambria Math"/>
-              <w:i/>
             </w:rPr>
             <w:br/>
           </m:r>
@@ -1171,13 +1159,7 @@
           <w:rPr>
             <w:rFonts w:ascii="Cambria Math" w:hAnsi="Cambria Math"/>
           </w:rPr>
-          <m:t>d,x</m:t>
-        </m:r>
-        <m:r>
-          <w:rPr>
-            <w:rFonts w:ascii="Cambria Math" w:hAnsi="Cambria Math"/>
-          </w:rPr>
-          <m:t>∈</m:t>
+          <m:t>d,x∈</m:t>
         </m:r>
         <m:d>
           <m:dPr>
@@ -1195,13 +1177,7 @@
               <w:rPr>
                 <w:rFonts w:ascii="Cambria Math" w:hAnsi="Cambria Math"/>
               </w:rPr>
-              <m:t>0,1,…,s</m:t>
-            </m:r>
-            <m:r>
-              <w:rPr>
-                <w:rFonts w:ascii="Cambria Math" w:hAnsi="Cambria Math"/>
-              </w:rPr>
-              <m:t>-1</m:t>
+              <m:t>0,1,…,s-1</m:t>
             </m:r>
           </m:e>
         </m:d>
@@ -1253,25 +1229,7 @@
             <w:rPr>
               <w:rFonts w:ascii="Cambria Math" w:hAnsi="Cambria Math"/>
             </w:rPr>
-            <m:t>∀</m:t>
-          </m:r>
-          <m:r>
-            <m:rPr>
-              <m:sty m:val="bi"/>
-            </m:rPr>
-            <w:rPr>
-              <w:rFonts w:ascii="Cambria Math" w:hAnsi="Cambria Math"/>
-            </w:rPr>
-            <m:t>r</m:t>
-          </m:r>
-          <m:r>
-            <m:rPr>
-              <m:sty m:val="bi"/>
-            </m:rPr>
-            <w:rPr>
-              <w:rFonts w:ascii="Cambria Math" w:hAnsi="Cambria Math"/>
-            </w:rPr>
-            <m:t>:</m:t>
+            <m:t>∀r:</m:t>
           </m:r>
           <m:nary>
             <m:naryPr>
@@ -1292,16 +1250,7 @@
                 <w:rPr>
                   <w:rFonts w:ascii="Cambria Math" w:hAnsi="Cambria Math"/>
                 </w:rPr>
-                <m:t>c</m:t>
-              </m:r>
-              <m:r>
-                <m:rPr>
-                  <m:sty m:val="bi"/>
-                </m:rPr>
-                <w:rPr>
-                  <w:rFonts w:ascii="Cambria Math" w:hAnsi="Cambria Math"/>
-                </w:rPr>
-                <m:t>=0</m:t>
+                <m:t>c=0</m:t>
               </m:r>
             </m:sub>
             <m:sup>
@@ -1312,16 +1261,7 @@
                 <w:rPr>
                   <w:rFonts w:ascii="Cambria Math" w:hAnsi="Cambria Math"/>
                 </w:rPr>
-                <m:t>s</m:t>
-              </m:r>
-              <m:r>
-                <m:rPr>
-                  <m:sty m:val="bi"/>
-                </m:rPr>
-                <w:rPr>
-                  <w:rFonts w:ascii="Cambria Math" w:hAnsi="Cambria Math"/>
-                </w:rPr>
-                <m:t>-1</m:t>
+                <m:t>s-1</m:t>
               </m:r>
             </m:sup>
             <m:e>
@@ -1352,25 +1292,7 @@
                     <w:rPr>
                       <w:rFonts w:ascii="Cambria Math" w:hAnsi="Cambria Math"/>
                     </w:rPr>
-                    <m:t>r</m:t>
-                  </m:r>
-                  <m:r>
-                    <m:rPr>
-                      <m:sty m:val="bi"/>
-                    </m:rPr>
-                    <w:rPr>
-                      <w:rFonts w:ascii="Cambria Math" w:hAnsi="Cambria Math"/>
-                    </w:rPr>
-                    <m:t>,</m:t>
-                  </m:r>
-                  <m:r>
-                    <m:rPr>
-                      <m:sty m:val="bi"/>
-                    </m:rPr>
-                    <w:rPr>
-                      <w:rFonts w:ascii="Cambria Math" w:hAnsi="Cambria Math"/>
-                    </w:rPr>
-                    <m:t>c</m:t>
+                    <m:t>r,c</m:t>
                   </m:r>
                 </m:sub>
               </m:sSub>
@@ -1383,45 +1305,12 @@
             <w:rPr>
               <w:rFonts w:ascii="Cambria Math" w:hAnsi="Cambria Math"/>
             </w:rPr>
-            <m:t>=</m:t>
+            <m:t>=LSM[r].</m:t>
           </m:r>
           <m:r>
             <m:rPr>
               <m:sty m:val="bi"/>
             </m:rPr>
-            <w:rPr>
-              <w:rFonts w:ascii="Cambria Math" w:hAnsi="Cambria Math"/>
-            </w:rPr>
-            <m:t>LSM</m:t>
-          </m:r>
-          <m:r>
-            <m:rPr>
-              <m:sty m:val="bi"/>
-            </m:rPr>
-            <w:rPr>
-              <w:rFonts w:ascii="Cambria Math" w:hAnsi="Cambria Math"/>
-            </w:rPr>
-            <m:t>[</m:t>
-          </m:r>
-          <m:r>
-            <m:rPr>
-              <m:sty m:val="bi"/>
-            </m:rPr>
-            <w:rPr>
-              <w:rFonts w:ascii="Cambria Math" w:hAnsi="Cambria Math"/>
-            </w:rPr>
-            <m:t>r</m:t>
-          </m:r>
-          <m:r>
-            <m:rPr>
-              <m:sty m:val="bi"/>
-            </m:rPr>
-            <w:rPr>
-              <w:rFonts w:ascii="Cambria Math" w:hAnsi="Cambria Math"/>
-            </w:rPr>
-            <m:t>].</m:t>
-          </m:r>
-          <m:r>
             <w:br/>
           </m:r>
         </m:oMath>
@@ -1525,6 +1414,9 @@
             <m:t>=VSM[c].</m:t>
           </m:r>
           <m:r>
+            <m:rPr>
+              <m:sty m:val="bi"/>
+            </m:rPr>
             <w:br/>
           </m:r>
         </m:oMath>
@@ -1538,7 +1430,7 @@
     </w:p>
     <w:p>
       <w:pPr>
-        <w:ind w:left="2160"/>
+        <w:ind w:left="720"/>
       </w:pPr>
       <m:oMathPara>
         <m:oMath>
@@ -1650,6 +1542,9 @@
             <m:t>.</m:t>
           </m:r>
           <m:r>
+            <m:rPr>
+              <m:sty m:val="p"/>
+            </m:rPr>
             <w:rPr>
               <w:rFonts w:ascii="Cambria Math" w:hAnsi="Cambria Math"/>
             </w:rPr>
@@ -1784,6 +1679,9 @@
             <m:t>.</m:t>
           </m:r>
           <m:r>
+            <m:rPr>
+              <m:sty m:val="p"/>
+            </m:rPr>
             <w:rPr>
               <w:rFonts w:ascii="Cambria Math" w:hAnsi="Cambria Math"/>
             </w:rPr>
@@ -1814,13 +1712,7 @@
           <w:rPr>
             <w:rFonts w:ascii="Cambria Math" w:hAnsi="Cambria Math"/>
           </w:rPr>
-          <m:t>A</m:t>
-        </m:r>
-        <m:r>
-          <w:rPr>
-            <w:rFonts w:ascii="Cambria Math" w:hAnsi="Cambria Math"/>
-          </w:rPr>
-          <m:t xml:space="preserve"> </m:t>
+          <m:t xml:space="preserve">A </m:t>
         </m:r>
       </m:oMath>
       <w:r>
@@ -1834,16 +1726,7 @@
           <w:rPr>
             <w:rFonts w:ascii="Cambria Math" w:hAnsi="Cambria Math"/>
           </w:rPr>
-          <m:t>x</m:t>
-        </m:r>
-        <m:r>
-          <m:rPr>
-            <m:sty m:val="b"/>
-          </m:rPr>
-          <w:rPr>
-            <w:rFonts w:ascii="Cambria Math" w:hAnsi="Cambria Math"/>
-          </w:rPr>
-          <m:t xml:space="preserve"> </m:t>
+          <m:t xml:space="preserve">x </m:t>
         </m:r>
       </m:oMath>
       <w:r>
@@ -1868,43 +1751,7 @@
           <w:rPr>
             <w:rFonts w:ascii="Cambria Math" w:hAnsi="Cambria Math"/>
           </w:rPr>
-          <m:t>LSM,</m:t>
-        </m:r>
-        <m:r>
-          <w:rPr>
-            <w:rFonts w:ascii="Cambria Math" w:hAnsi="Cambria Math"/>
-          </w:rPr>
-          <m:t xml:space="preserve">  </m:t>
-        </m:r>
-        <m:r>
-          <w:rPr>
-            <w:rFonts w:ascii="Cambria Math" w:hAnsi="Cambria Math"/>
-          </w:rPr>
-          <m:t>VSM,</m:t>
-        </m:r>
-        <m:r>
-          <w:rPr>
-            <w:rFonts w:ascii="Cambria Math" w:hAnsi="Cambria Math"/>
-          </w:rPr>
-          <m:t xml:space="preserve">  </m:t>
-        </m:r>
-        <m:r>
-          <w:rPr>
-            <w:rFonts w:ascii="Cambria Math" w:hAnsi="Cambria Math"/>
-          </w:rPr>
-          <m:t>DSM,</m:t>
-        </m:r>
-        <m:r>
-          <w:rPr>
-            <w:rFonts w:ascii="Cambria Math" w:hAnsi="Cambria Math"/>
-          </w:rPr>
-          <m:t xml:space="preserve">  </m:t>
-        </m:r>
-        <m:r>
-          <w:rPr>
-            <w:rFonts w:ascii="Cambria Math" w:hAnsi="Cambria Math"/>
-          </w:rPr>
-          <m:t>XSM</m:t>
+          <m:t>LSM,  VSM,  DSM,  XSM</m:t>
         </m:r>
       </m:oMath>
       <w:r>
@@ -1954,6 +1801,9 @@
             <m:t>.</m:t>
           </m:r>
           <m:r>
+            <m:rPr>
+              <m:sty m:val="p"/>
+            </m:rPr>
             <w:br/>
           </m:r>
         </m:oMath>
@@ -2032,6 +1882,9 @@
             <m:t>.</m:t>
           </m:r>
           <m:r>
+            <m:rPr>
+              <m:sty m:val="p"/>
+            </m:rPr>
             <w:rPr>
               <w:rFonts w:ascii="Cambria Math" w:hAnsi="Cambria Math"/>
             </w:rPr>
@@ -2242,16 +2095,7 @@
           <w:rPr>
             <w:rFonts w:ascii="Cambria Math" w:hAnsi="Cambria Math"/>
           </w:rPr>
-          <m:t>x</m:t>
-        </m:r>
-        <m:r>
-          <m:rPr>
-            <m:sty m:val="b"/>
-          </m:rPr>
-          <w:rPr>
-            <w:rFonts w:ascii="Cambria Math" w:hAnsi="Cambria Math"/>
-          </w:rPr>
-          <m:t xml:space="preserve"> </m:t>
+          <m:t xml:space="preserve">x </m:t>
         </m:r>
       </m:oMath>
       <w:r>
@@ -2339,13 +2183,7 @@
           <w:rPr>
             <w:rFonts w:ascii="Cambria Math" w:hAnsi="Cambria Math"/>
           </w:rPr>
-          <m:t>s</m:t>
-        </m:r>
-        <m:r>
-          <w:rPr>
-            <w:rFonts w:ascii="Cambria Math" w:hAnsi="Cambria Math"/>
-          </w:rPr>
-          <m:t xml:space="preserve"> </m:t>
+          <m:t xml:space="preserve">s </m:t>
         </m:r>
       </m:oMath>
       <w:r>
@@ -2453,13 +2291,7 @@
           <w:rPr>
             <w:rFonts w:ascii="Cambria Math" w:hAnsi="Cambria Math"/>
           </w:rPr>
-          <m:t>CSM</m:t>
-        </m:r>
-        <m:r>
-          <w:rPr>
-            <w:rFonts w:ascii="Cambria Math" w:hAnsi="Cambria Math"/>
-          </w:rPr>
-          <m:t xml:space="preserve"> </m:t>
+          <m:t xml:space="preserve">CSM </m:t>
         </m:r>
       </m:oMath>
       <w:r>
@@ -2521,13 +2353,7 @@
           <w:rPr>
             <w:rFonts w:ascii="Cambria Math" w:hAnsi="Cambria Math"/>
           </w:rPr>
-          <m:t>CSM</m:t>
-        </m:r>
-        <m:r>
-          <w:rPr>
-            <w:rFonts w:ascii="Cambria Math" w:hAnsi="Cambria Math"/>
-          </w:rPr>
-          <m:t xml:space="preserve"> </m:t>
+          <m:t xml:space="preserve">CSM </m:t>
         </m:r>
       </m:oMath>
       <w:r>
@@ -2676,13 +2502,7 @@
           <w:rPr>
             <w:rFonts w:ascii="Cambria Math" w:hAnsi="Cambria Math"/>
           </w:rPr>
-          <m:t>c</m:t>
-        </m:r>
-        <m:r>
-          <w:rPr>
-            <w:rFonts w:ascii="Cambria Math" w:hAnsi="Cambria Math"/>
-          </w:rPr>
-          <m:t xml:space="preserve"> </m:t>
+          <m:t xml:space="preserve">c </m:t>
         </m:r>
       </m:oMath>
       <w:r>
@@ -2709,19 +2529,7 @@
               <w:rPr>
                 <w:rFonts w:ascii="Cambria Math" w:hAnsi="Cambria Math"/>
               </w:rPr>
-              <m:t>r,</m:t>
-            </m:r>
-            <m:r>
-              <w:rPr>
-                <w:rFonts w:ascii="Cambria Math" w:hAnsi="Cambria Math"/>
-              </w:rPr>
-              <m:t xml:space="preserve">  </m:t>
-            </m:r>
-            <m:r>
-              <w:rPr>
-                <w:rFonts w:ascii="Cambria Math" w:hAnsi="Cambria Math"/>
-              </w:rPr>
-              <m:t>c</m:t>
+              <m:t>r,  c</m:t>
             </m:r>
           </m:e>
         </m:d>
@@ -3853,16 +3661,7 @@
         </w:rPr>
       </w:pPr>
       <w:r>
-        <w:t xml:space="preserve">4. Residual Initialization via </w:t>
-      </w:r>
-      <w:r>
-        <w:t>“</w:t>
-      </w:r>
-      <w:r>
-        <w:t>Full Sweep</w:t>
-      </w:r>
-      <w:r>
-        <w:t>”</w:t>
+        <w:t>4. Residual Initialization via “Full Sweep”</w:t>
       </w:r>
     </w:p>
     <w:p>
@@ -3870,19 +3669,7 @@
         <w:pStyle w:val="Heading3"/>
       </w:pPr>
       <w:r>
-        <w:t xml:space="preserve">4.1 Why a </w:t>
-      </w:r>
-      <w:r>
-        <w:t>“</w:t>
-      </w:r>
-      <w:r>
-        <w:t>full sweep</w:t>
-      </w:r>
-      <w:r>
-        <w:t>”</w:t>
-      </w:r>
-      <w:r>
-        <w:t xml:space="preserve"> is performed once</w:t>
+        <w:t>4.1 Why a “full sweep” is performed once</w:t>
       </w:r>
     </w:p>
     <w:p>
@@ -3898,10 +3685,7 @@
         </m:r>
       </m:oMath>
       <w:r>
-        <w:t xml:space="preserve"> </w:t>
-      </w:r>
-      <w:r>
-        <w:t xml:space="preserve">by construction, but it will generally violate some of </w:t>
+        <w:t xml:space="preserve"> by construction, but it will generally violate some of </w:t>
       </w:r>
       <m:oMath>
         <m:r>
@@ -3934,13 +3718,7 @@
         </m:r>
       </m:oMath>
       <w:r>
-        <w:t xml:space="preserve">. A baseline residual must be computed exactly so that subsequent moves can be evaluated incrementally. The </w:t>
-      </w:r>
-      <w:r>
-        <w:t xml:space="preserve">“Full Sweep” </w:t>
-      </w:r>
-      <w:r>
-        <w:t xml:space="preserve">computes residuals directly (no separate “sum arrays”), and it aligns with the linear residual definition </w:t>
+        <w:t xml:space="preserve">. A baseline residual must be computed exactly so that subsequent moves can be evaluated incrementally. The “Full Sweep” computes residuals directly (no separate “sum arrays”), and it aligns with the linear residual definition </w:t>
       </w:r>
       <m:oMath>
         <m:r>
@@ -3993,13 +3771,7 @@
       </w:pPr>
       <w:r>
         <w:lastRenderedPageBreak/>
-        <w:t xml:space="preserve">4.2 </w:t>
-      </w:r>
-      <w:r>
-        <w:t>“Full Sweep”</w:t>
-      </w:r>
-      <w:r>
-        <w:t xml:space="preserve"> sweep definition</w:t>
+        <w:t>4.2 “Full Sweep” sweep definition</w:t>
       </w:r>
     </w:p>
     <w:p>
@@ -4026,6 +3798,9 @@
             <m:t>.</m:t>
           </m:r>
           <m:r>
+            <m:rPr>
+              <m:sty m:val="p"/>
+            </m:rPr>
             <w:rPr>
               <w:rFonts w:ascii="Cambria Math" w:hAnsi="Cambria Math"/>
             </w:rPr>
@@ -4269,6 +4044,9 @@
             </m:mr>
           </m:m>
           <m:r>
+            <m:rPr>
+              <m:sty m:val="p"/>
+            </m:rPr>
             <w:br/>
           </m:r>
         </m:oMath>
@@ -4282,10 +4060,7 @@
         <w:pStyle w:val="Heading3"/>
       </w:pPr>
       <w:r>
-        <w:t xml:space="preserve">4.3 C++ pseudocode snippet: </w:t>
-      </w:r>
-      <w:r>
-        <w:t>“Full Sweep”</w:t>
+        <w:t>4.3 C++ pseudocode snippet: “Full Sweep”</w:t>
       </w:r>
     </w:p>
     <w:tbl>
@@ -5557,13 +5332,7 @@
           <w:rPr>
             <w:rFonts w:ascii="Cambria Math" w:hAnsi="Cambria Math"/>
           </w:rPr>
-          <m:t>LSM</m:t>
-        </m:r>
-        <m:r>
-          <w:rPr>
-            <w:rFonts w:ascii="Cambria Math" w:hAnsi="Cambria Math"/>
-          </w:rPr>
-          <m:t xml:space="preserve"> </m:t>
+          <m:t xml:space="preserve">LSM </m:t>
         </m:r>
       </m:oMath>
       <w:r>
@@ -5923,6 +5692,9 @@
             <m:t>.</m:t>
           </m:r>
           <m:r>
+            <m:rPr>
+              <m:sty m:val="p"/>
+            </m:rPr>
             <w:rPr>
               <w:rFonts w:ascii="Cambria Math" w:hAnsi="Cambria Math"/>
             </w:rPr>
@@ -5972,13 +5744,7 @@
           <w:rPr>
             <w:rFonts w:ascii="Cambria Math" w:hAnsi="Cambria Math"/>
           </w:rPr>
-          <m:t>4×4=16</m:t>
-        </m:r>
-        <m:r>
-          <w:rPr>
-            <w:rFonts w:ascii="Cambria Math" w:hAnsi="Cambria Math"/>
-          </w:rPr>
-          <m:t xml:space="preserve"> </m:t>
+          <m:t xml:space="preserve">4×4=16 </m:t>
         </m:r>
       </m:oMath>
       <w:r>
@@ -6296,7 +6062,6 @@
           <m:r>
             <w:rPr>
               <w:rFonts w:ascii="Cambria Math" w:hAnsi="Cambria Math"/>
-              <w:i/>
             </w:rPr>
             <w:br/>
           </m:r>
@@ -6511,6 +6276,9 @@
             <m:t>.</m:t>
           </m:r>
           <m:r>
+            <m:rPr>
+              <m:sty m:val="p"/>
+            </m:rPr>
             <w:rPr>
               <w:rFonts w:ascii="Cambria Math" w:hAnsi="Cambria Math"/>
             </w:rPr>
@@ -6578,16 +6346,7 @@
           <w:rPr>
             <w:rFonts w:ascii="Cambria Math" w:hAnsi="Cambria Math"/>
           </w:rPr>
-          <m:t>ΔΦ</m:t>
-        </m:r>
-        <m:r>
-          <m:rPr>
-            <m:sty m:val="p"/>
-          </m:rPr>
-          <w:rPr>
-            <w:rFonts w:ascii="Cambria Math" w:hAnsi="Cambria Math"/>
-          </w:rPr>
-          <m:t xml:space="preserve"> </m:t>
+          <m:t xml:space="preserve">ΔΦ </m:t>
         </m:r>
       </m:oMath>
       <w:r>
@@ -6853,6 +6612,9 @@
             <m:t>.</m:t>
           </m:r>
           <m:r>
+            <m:rPr>
+              <m:sty m:val="p"/>
+            </m:rPr>
             <w:rPr>
               <w:rFonts w:ascii="Cambria Math" w:hAnsi="Cambria Math"/>
             </w:rPr>
@@ -8782,13 +8544,7 @@
           <w:rPr>
             <w:rFonts w:ascii="Cambria Math" w:hAnsi="Cambria Math"/>
           </w:rPr>
-          <m:t>M</m:t>
-        </m:r>
-        <m:r>
-          <w:rPr>
-            <w:rFonts w:ascii="Cambria Math" w:hAnsi="Cambria Math"/>
-          </w:rPr>
-          <m:t xml:space="preserve"> </m:t>
+          <m:t xml:space="preserve">M </m:t>
         </m:r>
       </m:oMath>
       <w:r>
@@ -8816,13 +8572,7 @@
           <w:rPr>
             <w:rFonts w:ascii="Cambria Math" w:hAnsi="Cambria Math"/>
           </w:rPr>
-          <m:t>s</m:t>
-        </m:r>
-        <m:r>
-          <w:rPr>
-            <w:rFonts w:ascii="Cambria Math" w:hAnsi="Cambria Math"/>
-          </w:rPr>
-          <m:t xml:space="preserve"> </m:t>
+          <m:t xml:space="preserve">s </m:t>
         </m:r>
       </m:oMath>
       <w:r>
@@ -8870,19 +8620,7 @@
     </w:p>
     <w:p>
       <w:r>
-        <w:t>The motivating proposal is to compile the decompressor into “hard-coded interlocking algebraic expressions” to avoid loop overhead</w:t>
-      </w:r>
-      <w:r>
-        <w:t xml:space="preserve"> while enforcing constraints</w:t>
-      </w:r>
-      <w:r>
-        <w:t>.</w:t>
-      </w:r>
-      <w:r>
-        <w:t xml:space="preserve"> On a whiteboard this implements CRSCE decompression as a matrix of circuits where the CSM elements are inputs to the circuits and the residuals are the outputs. However, in programming </w:t>
-      </w:r>
-      <w:r>
-        <w:t xml:space="preserve">CRSCE-sized constraints, hard-coding </w:t>
+        <w:t xml:space="preserve">The motivating proposal is to compile the decompressor into “hard-coded interlocking algebraic expressions” to avoid loop overhead while enforcing constraints. On a whiteboard this implements CRSCE decompression as a matrix of circuits where the CSM elements are inputs to the circuits and the residuals are the outputs. However, in programming CRSCE-sized constraints, hard-coding </w:t>
       </w:r>
       <w:r>
         <w:rPr>
@@ -8912,13 +8650,7 @@
         </w:numPr>
       </w:pPr>
       <w:r>
-        <w:t xml:space="preserve">The </w:t>
-      </w:r>
-      <w:r>
-        <w:t>full</w:t>
-      </w:r>
-      <w:r>
-        <w:t xml:space="preserve"> sweep is a simple nested loop executed once.</w:t>
+        <w:t>The full sweep is a simple nested loop executed once.</w:t>
       </w:r>
     </w:p>
     <w:p>
@@ -9038,10 +8770,7 @@
         </m:r>
       </m:oMath>
       <w:r>
-        <w:t xml:space="preserve"> </w:t>
-      </w:r>
-      <w:r>
-        <w:t xml:space="preserve">work per accepted move, </w:t>
+        <w:t xml:space="preserve"> work per accepted move, </w:t>
       </w:r>
       <w:r>
         <w:lastRenderedPageBreak/>
@@ -14797,35 +14526,6 @@
 </file>
 
 <file path=customXml/item1.xml><?xml version="1.0" encoding="utf-8"?>
-<p:properties xmlns:p="http://schemas.microsoft.com/office/2006/metadata/properties" xmlns:xsi="http://www.w3.org/2001/XMLSchema-instance" xmlns:pc="http://schemas.microsoft.com/office/infopath/2007/PartnerControls">
-  <documentManagement>
-    <_ip_UnifiedCompliancePolicyUIAction xmlns="http://schemas.microsoft.com/sharepoint/v3" xsi:nil="true"/>
-    <Image xmlns="71af3243-3dd4-4a8d-8c0d-dd76da1f02a5">
-      <Url xsi:nil="true"/>
-      <Description xsi:nil="true"/>
-    </Image>
-    <Status xmlns="71af3243-3dd4-4a8d-8c0d-dd76da1f02a5">Not started</Status>
-    <Background xmlns="71af3243-3dd4-4a8d-8c0d-dd76da1f02a5">false</Background>
-    <_ip_UnifiedCompliancePolicyProperties xmlns="http://schemas.microsoft.com/sharepoint/v3" xsi:nil="true"/>
-    <ImageTagsTaxHTField xmlns="71af3243-3dd4-4a8d-8c0d-dd76da1f02a5">
-      <Terms xmlns="http://schemas.microsoft.com/office/infopath/2007/PartnerControls"/>
-    </ImageTagsTaxHTField>
-    <TaxCatchAll xmlns="230e9df3-be65-4c73-a93b-d1236ebd677e" xsi:nil="true"/>
-    <MediaServiceKeyPoints xmlns="71af3243-3dd4-4a8d-8c0d-dd76da1f02a5" xsi:nil="true"/>
-  </documentManagement>
-</p:properties>
-</file>
-
-<file path=customXml/item2.xml><?xml version="1.0" encoding="utf-8"?>
-<?mso-contentType ?>
-<FormTemplates xmlns="http://schemas.microsoft.com/sharepoint/v3/contenttype/forms">
-  <Display>DocumentLibraryForm</Display>
-  <Edit>DocumentLibraryForm</Edit>
-  <New>DocumentLibraryForm</New>
-</FormTemplates>
-</file>
-
-<file path=customXml/item3.xml><?xml version="1.0" encoding="utf-8"?>
 <ct:contentTypeSchema xmlns:ct="http://schemas.microsoft.com/office/2006/metadata/contentType" xmlns:ma="http://schemas.microsoft.com/office/2006/metadata/properties/metaAttributes" ct:_="" ma:_="" ma:contentTypeName="Document" ma:contentTypeID="0x01010079F111ED35F8CC479449609E8A0923A6" ma:contentTypeVersion="26" ma:contentTypeDescription="Create a new document." ma:contentTypeScope="" ma:versionID="ac37c1753acd5e330d2062ccec26ea66">
   <xsd:schema xmlns:xsd="http://www.w3.org/2001/XMLSchema" xmlns:xs="http://www.w3.org/2001/XMLSchema" xmlns:p="http://schemas.microsoft.com/office/2006/metadata/properties" xmlns:ns1="http://schemas.microsoft.com/sharepoint/v3" xmlns:ns2="71af3243-3dd4-4a8d-8c0d-dd76da1f02a5" xmlns:ns3="16c05727-aa75-4e4a-9b5f-8a80a1165891" xmlns:ns4="230e9df3-be65-4c73-a93b-d1236ebd677e" targetNamespace="http://schemas.microsoft.com/office/2006/metadata/properties" ma:root="true" ma:fieldsID="3b340c7101c92c5120abd06486f94548" ns1:_="" ns2:_="" ns3:_="" ns4:_="">
     <xsd:import namespace="http://schemas.microsoft.com/sharepoint/v3"/>
@@ -15125,27 +14825,36 @@
 </ct:contentTypeSchema>
 </file>
 
-<file path=customXml/itemProps1.xml><?xml version="1.0" encoding="utf-8"?>
-<ds:datastoreItem xmlns:ds="http://schemas.openxmlformats.org/officeDocument/2006/customXml" ds:itemID="{7ADCF06E-81A5-4D29-A946-976E3F20FF44}">
-  <ds:schemaRefs>
-    <ds:schemaRef ds:uri="http://schemas.microsoft.com/office/2006/metadata/properties"/>
-    <ds:schemaRef ds:uri="http://schemas.microsoft.com/office/infopath/2007/PartnerControls"/>
-    <ds:schemaRef ds:uri="http://schemas.microsoft.com/sharepoint/v3"/>
-    <ds:schemaRef ds:uri="71af3243-3dd4-4a8d-8c0d-dd76da1f02a5"/>
-    <ds:schemaRef ds:uri="230e9df3-be65-4c73-a93b-d1236ebd677e"/>
-  </ds:schemaRefs>
-</ds:datastoreItem>
+<file path=customXml/item2.xml><?xml version="1.0" encoding="utf-8"?>
+<?mso-contentType ?>
+<FormTemplates xmlns="http://schemas.microsoft.com/sharepoint/v3/contenttype/forms">
+  <Display>DocumentLibraryForm</Display>
+  <Edit>DocumentLibraryForm</Edit>
+  <New>DocumentLibraryForm</New>
+</FormTemplates>
 </file>
 
-<file path=customXml/itemProps2.xml><?xml version="1.0" encoding="utf-8"?>
-<ds:datastoreItem xmlns:ds="http://schemas.openxmlformats.org/officeDocument/2006/customXml" ds:itemID="{676608B1-A148-495A-80CE-F0BD5CC963A4}">
-  <ds:schemaRefs>
-    <ds:schemaRef ds:uri="http://schemas.microsoft.com/sharepoint/v3/contenttype/forms"/>
-  </ds:schemaRefs>
-</ds:datastoreItem>
+<file path=customXml/item3.xml><?xml version="1.0" encoding="utf-8"?>
+<p:properties xmlns:p="http://schemas.microsoft.com/office/2006/metadata/properties" xmlns:xsi="http://www.w3.org/2001/XMLSchema-instance" xmlns:pc="http://schemas.microsoft.com/office/infopath/2007/PartnerControls">
+  <documentManagement>
+    <_ip_UnifiedCompliancePolicyUIAction xmlns="http://schemas.microsoft.com/sharepoint/v3" xsi:nil="true"/>
+    <Image xmlns="71af3243-3dd4-4a8d-8c0d-dd76da1f02a5">
+      <Url xsi:nil="true"/>
+      <Description xsi:nil="true"/>
+    </Image>
+    <Status xmlns="71af3243-3dd4-4a8d-8c0d-dd76da1f02a5">Not started</Status>
+    <Background xmlns="71af3243-3dd4-4a8d-8c0d-dd76da1f02a5">false</Background>
+    <_ip_UnifiedCompliancePolicyProperties xmlns="http://schemas.microsoft.com/sharepoint/v3" xsi:nil="true"/>
+    <ImageTagsTaxHTField xmlns="71af3243-3dd4-4a8d-8c0d-dd76da1f02a5">
+      <Terms xmlns="http://schemas.microsoft.com/office/infopath/2007/PartnerControls"/>
+    </ImageTagsTaxHTField>
+    <TaxCatchAll xmlns="230e9df3-be65-4c73-a93b-d1236ebd677e" xsi:nil="true"/>
+    <MediaServiceKeyPoints xmlns="71af3243-3dd4-4a8d-8c0d-dd76da1f02a5" xsi:nil="true"/>
+  </documentManagement>
+</p:properties>
 </file>
 
-<file path=customXml/itemProps3.xml><?xml version="1.0" encoding="utf-8"?>
+<file path=customXml/itemProps1.xml><?xml version="1.0" encoding="utf-8"?>
 <ds:datastoreItem xmlns:ds="http://schemas.openxmlformats.org/officeDocument/2006/customXml" ds:itemID="{EC758F74-CB61-4D5F-B003-A3FA896AFEB4}">
   <ds:schemaRefs>
     <ds:schemaRef ds:uri="http://schemas.microsoft.com/office/2006/metadata/contentType"/>
@@ -15164,4 +14873,24 @@
     <ds:schemaRef ds:uri="http://schemas.microsoft.com/internal/obd"/>
   </ds:schemaRefs>
 </ds:datastoreItem>
+</file>
+
+<file path=customXml/itemProps2.xml><?xml version="1.0" encoding="utf-8"?>
+<ds:datastoreItem xmlns:ds="http://schemas.openxmlformats.org/officeDocument/2006/customXml" ds:itemID="{676608B1-A148-495A-80CE-F0BD5CC963A4}">
+  <ds:schemaRefs>
+    <ds:schemaRef ds:uri="http://schemas.microsoft.com/sharepoint/v3/contenttype/forms"/>
+  </ds:schemaRefs>
+</ds:datastoreItem>
+</file>
+
+<file path=customXml/itemProps3.xml><?xml version="1.0" encoding="utf-8"?>
+<ds:datastoreItem xmlns:ds="http://schemas.openxmlformats.org/officeDocument/2006/customXml" ds:itemID="{7ADCF06E-81A5-4D29-A946-976E3F20FF44}">
+  <ds:schemaRefs>
+    <ds:schemaRef ds:uri="http://schemas.microsoft.com/office/2006/metadata/properties"/>
+    <ds:schemaRef ds:uri="http://schemas.microsoft.com/office/infopath/2007/PartnerControls"/>
+    <ds:schemaRef ds:uri="http://schemas.microsoft.com/sharepoint/v3"/>
+    <ds:schemaRef ds:uri="71af3243-3dd4-4a8d-8c0d-dd76da1f02a5"/>
+    <ds:schemaRef ds:uri="230e9df3-be65-4c73-a93b-d1236ebd677e"/>
+  </ds:schemaRefs>
+</ds:datastoreItem>
 </file>